--- a/Policies/Fee Payment Pricing Policy.docx
+++ b/Policies/Fee Payment Pricing Policy.docx
@@ -48,7 +48,7 @@
           <w:iCs/>
           <w:color w:val="5B6B6E"/>
         </w:rPr>
-        <w:t xml:space="preserve">[Firm Name]  ·  Version 1.0 (template)  ·  Effective date: TBC  ·  Owner: [Principal Name]</w:t>
+        <w:t xml:space="preserve">Sheridan Legal  ·  Version 1.0 (draft)  ·  Effective date: TBC  ·  Owner: Patrick Sheridan</w:t>
       </w:r>
     </w:p>
     <w:p>
@@ -129,7 +129,7 @@
           <w:sz w:val="21"/>
           <w:szCs w:val="21"/>
         </w:rPr>
-        <w:t xml:space="preserve">This policy operates alongside, and does not override, the firm's obligations under its state or territory's legal profession legislation and solicitors' conduct rules — in particular costs disclosure, costs agreements, and trust money handling requirements. Where this policy and those obligations appear to conflict, the statutory obligation prevails, and the matter should be raised with a principal before proceeding.</w:t>
+        <w:t xml:space="preserve">This policy operates alongside, and does not override, the firm's obligations under the Legal Profession Uniform Law (NSW) and the Legal Profession Uniform Law Australian Solicitors' Conduct Rules — in particular costs disclosure, costs agreements, and trust money handling requirements. Where this policy and those obligations appear to conflict, the statutory obligation prevails, and the matter should be raised with Patrick or Micheline before proceeding.</w:t>
       </w:r>
     </w:p>
     <w:p>
@@ -162,7 +162,7 @@
           <w:sz w:val="21"/>
           <w:szCs w:val="21"/>
         </w:rPr>
-        <w:t>This policy applies to all fee-charging matters accepted by the firm, other than:</w:t>
+        <w:t>This policy applies to all fee-charging matters accepted by Sheridan Legal, other than:</w:t>
       </w:r>
     </w:p>
     <w:p>
@@ -1507,7 +1507,7 @@
           <w:sz w:val="21"/>
           <w:szCs w:val="21"/>
         </w:rPr>
-        <w:t>Upfront and periodic payments received in advance of costs being incurred are trust money and must be banked to the firm's trust account and dealt with in accordance with the applicable trust account rules. Funds are only transferred to office account once a valid bill has been rendered and, where required, the relevant notice period has passed.</w:t>
+        <w:t>Upfront and periodic payments received in advance of costs being incurred are trust money and must be banked to the firm's trust account and dealt with in accordance with the Legal Profession Uniform Law trust account rules. Funds are only transferred to office account once a valid bill has been rendered and, where required, the relevant notice period has passed.</w:t>
       </w:r>
     </w:p>
     <w:p>
@@ -1725,7 +1725,7 @@
           <w:sz w:val="23"/>
           <w:szCs w:val="23"/>
         </w:rPr>
-        <w:t>Every matter the firm declines to price properly is a matter it's choosing to subsidise later — or write off as wasted time, energy, resources and money.</w:t>
+        <w:t>Every matter Sheridan Legal declines to price properly is a matter it's choosing to subsidise later — or write off as wasted time, energy, resources and money.</w:t>
       </w:r>
     </w:p>
     <w:p>
@@ -1950,7 +1950,7 @@
           <w:sz w:val="21"/>
           <w:szCs w:val="21"/>
         </w:rPr>
-        <w:t>This policy is reviewed at least annually, and whenever the firm's write-off or debtor-days data indicates the current bands are not adequately protecting cash flow or work in progress.</w:t>
+        <w:t>This policy is reviewed at least annually, and whenever the firm's write-off or debtor-days data (see the FY26-27 performance dashboard) indicates the current bands are not adequately protecting cash flow or work in progress.</w:t>
       </w:r>
     </w:p>
     <w:p>
@@ -1982,7 +1982,7 @@
           <w:sz w:val="19"/>
           <w:szCs w:val="19"/>
         </w:rPr>
-        <w:t>Draft v1.0 — percentages, timeframes, and escalation windows are starting positions for the firm's principals to confirm before this is adopted as firm policy.</w:t>
+        <w:t>Draft v1.0 — percentages, timeframes, and escalation windows are starting positions for Patrick and Micheline to confirm before this is adopted as firm policy.</w:t>
       </w:r>
     </w:p>
     <w:sectPr>
@@ -2197,7 +2197,7 @@
         <w:sz w:val="16"/>
         <w:szCs w:val="16"/>
       </w:rPr>
-      <w:t>[FIRM NAME]</w:t>
+      <w:t>SHERIDAN LEGAL</w:t>
     </w:r>
     <w:r>
       <w:rPr>
